--- a/tillsyn/A 7444-2023 tillsynsbegäran.docx
+++ b/tillsyn/A 7444-2023 tillsynsbegäran.docx
@@ -1117,7 +1117,7 @@
     <w:r>
       <w:tab/>
       <w:tab/>
-      <w:t>2026-09-14</w:t>
+      <w:t>2026-09-15</w:t>
       <w:br/>
       <w:br/>
     </w:r>

--- a/tillsyn/A 7444-2023 tillsynsbegäran.docx
+++ b/tillsyn/A 7444-2023 tillsynsbegäran.docx
@@ -1117,7 +1117,7 @@
     <w:r>
       <w:tab/>
       <w:tab/>
-      <w:t>2026-09-15</w:t>
+      <w:t>2026-09-16</w:t>
       <w:br/>
       <w:br/>
     </w:r>

--- a/tillsyn/A 7444-2023 tillsynsbegäran.docx
+++ b/tillsyn/A 7444-2023 tillsynsbegäran.docx
@@ -1117,7 +1117,7 @@
     <w:r>
       <w:tab/>
       <w:tab/>
-      <w:t>2026-09-16</w:t>
+      <w:t>2026-09-17</w:t>
       <w:br/>
       <w:br/>
     </w:r>

--- a/tillsyn/A 7444-2023 tillsynsbegäran.docx
+++ b/tillsyn/A 7444-2023 tillsynsbegäran.docx
@@ -1117,7 +1117,7 @@
     <w:r>
       <w:tab/>
       <w:tab/>
-      <w:t>2026-09-17</w:t>
+      <w:t>2026-09-18</w:t>
       <w:br/>
       <w:br/>
     </w:r>

--- a/tillsyn/A 7444-2023 tillsynsbegäran.docx
+++ b/tillsyn/A 7444-2023 tillsynsbegäran.docx
@@ -1117,7 +1117,7 @@
     <w:r>
       <w:tab/>
       <w:tab/>
-      <w:t>2026-09-18</w:t>
+      <w:t>2026-09-19</w:t>
       <w:br/>
       <w:br/>
     </w:r>

--- a/tillsyn/A 7444-2023 tillsynsbegäran.docx
+++ b/tillsyn/A 7444-2023 tillsynsbegäran.docx
@@ -1117,7 +1117,7 @@
     <w:r>
       <w:tab/>
       <w:tab/>
-      <w:t>2026-09-19</w:t>
+      <w:t>2026-09-21</w:t>
       <w:br/>
       <w:br/>
     </w:r>

--- a/tillsyn/A 7444-2023 tillsynsbegäran.docx
+++ b/tillsyn/A 7444-2023 tillsynsbegäran.docx
@@ -1117,7 +1117,7 @@
     <w:r>
       <w:tab/>
       <w:tab/>
-      <w:t>2026-09-21</w:t>
+      <w:t>2026-09-23</w:t>
       <w:br/>
       <w:br/>
     </w:r>

--- a/tillsyn/A 7444-2023 tillsynsbegäran.docx
+++ b/tillsyn/A 7444-2023 tillsynsbegäran.docx
@@ -1117,7 +1117,7 @@
     <w:r>
       <w:tab/>
       <w:tab/>
-      <w:t>2026-09-23</w:t>
+      <w:t>2026-09-24</w:t>
       <w:br/>
       <w:br/>
     </w:r>

--- a/tillsyn/A 7444-2023 tillsynsbegäran.docx
+++ b/tillsyn/A 7444-2023 tillsynsbegäran.docx
@@ -1117,7 +1117,7 @@
     <w:r>
       <w:tab/>
       <w:tab/>
-      <w:t>2026-09-24</w:t>
+      <w:t>2026-09-25</w:t>
       <w:br/>
       <w:br/>
     </w:r>

--- a/tillsyn/A 7444-2023 tillsynsbegäran.docx
+++ b/tillsyn/A 7444-2023 tillsynsbegäran.docx
@@ -1117,7 +1117,7 @@
     <w:r>
       <w:tab/>
       <w:tab/>
-      <w:t>2026-09-25</w:t>
+      <w:t>2026-09-26</w:t>
       <w:br/>
       <w:br/>
     </w:r>

--- a/tillsyn/A 7444-2023 tillsynsbegäran.docx
+++ b/tillsyn/A 7444-2023 tillsynsbegäran.docx
@@ -1117,7 +1117,7 @@
     <w:r>
       <w:tab/>
       <w:tab/>
-      <w:t>2026-09-26</w:t>
+      <w:t>2026-09-27</w:t>
       <w:br/>
       <w:br/>
     </w:r>

--- a/tillsyn/A 7444-2023 tillsynsbegäran.docx
+++ b/tillsyn/A 7444-2023 tillsynsbegäran.docx
@@ -1117,7 +1117,7 @@
     <w:r>
       <w:tab/>
       <w:tab/>
-      <w:t>2026-09-27</w:t>
+      <w:t>2026-09-28</w:t>
       <w:br/>
       <w:br/>
     </w:r>

--- a/tillsyn/A 7444-2023 tillsynsbegäran.docx
+++ b/tillsyn/A 7444-2023 tillsynsbegäran.docx
@@ -1117,7 +1117,7 @@
     <w:r>
       <w:tab/>
       <w:tab/>
-      <w:t>2026-09-28</w:t>
+      <w:t>2026-09-29</w:t>
       <w:br/>
       <w:br/>
     </w:r>

--- a/tillsyn/A 7444-2023 tillsynsbegäran.docx
+++ b/tillsyn/A 7444-2023 tillsynsbegäran.docx
@@ -1117,7 +1117,7 @@
     <w:r>
       <w:tab/>
       <w:tab/>
-      <w:t>2026-09-29</w:t>
+      <w:t>2026-09-30</w:t>
       <w:br/>
       <w:br/>
     </w:r>

--- a/tillsyn/A 7444-2023 tillsynsbegäran.docx
+++ b/tillsyn/A 7444-2023 tillsynsbegäran.docx
@@ -1117,7 +1117,7 @@
     <w:r>
       <w:tab/>
       <w:tab/>
-      <w:t>2026-09-30</w:t>
+      <w:t>2026-10-01</w:t>
       <w:br/>
       <w:br/>
     </w:r>

--- a/tillsyn/A 7444-2023 tillsynsbegäran.docx
+++ b/tillsyn/A 7444-2023 tillsynsbegäran.docx
@@ -1117,7 +1117,7 @@
     <w:r>
       <w:tab/>
       <w:tab/>
-      <w:t>2026-10-01</w:t>
+      <w:t>2026-10-02</w:t>
       <w:br/>
       <w:br/>
     </w:r>

--- a/tillsyn/A 7444-2023 tillsynsbegäran.docx
+++ b/tillsyn/A 7444-2023 tillsynsbegäran.docx
@@ -1117,7 +1117,7 @@
     <w:r>
       <w:tab/>
       <w:tab/>
-      <w:t>2026-10-02</w:t>
+      <w:t>2026-10-03</w:t>
       <w:br/>
       <w:br/>
     </w:r>

--- a/tillsyn/A 7444-2023 tillsynsbegäran.docx
+++ b/tillsyn/A 7444-2023 tillsynsbegäran.docx
@@ -1117,7 +1117,7 @@
     <w:r>
       <w:tab/>
       <w:tab/>
-      <w:t>2026-10-03</w:t>
+      <w:t>2026-10-04</w:t>
       <w:br/>
       <w:br/>
     </w:r>

--- a/tillsyn/A 7444-2023 tillsynsbegäran.docx
+++ b/tillsyn/A 7444-2023 tillsynsbegäran.docx
@@ -1117,7 +1117,7 @@
     <w:r>
       <w:tab/>
       <w:tab/>
-      <w:t>2026-10-04</w:t>
+      <w:t>2026-10-05</w:t>
       <w:br/>
       <w:br/>
     </w:r>

--- a/tillsyn/A 7444-2023 tillsynsbegäran.docx
+++ b/tillsyn/A 7444-2023 tillsynsbegäran.docx
@@ -1117,7 +1117,7 @@
     <w:r>
       <w:tab/>
       <w:tab/>
-      <w:t>2026-10-05</w:t>
+      <w:t>2026-10-06</w:t>
       <w:br/>
       <w:br/>
     </w:r>

--- a/tillsyn/A 7444-2023 tillsynsbegäran.docx
+++ b/tillsyn/A 7444-2023 tillsynsbegäran.docx
@@ -1117,7 +1117,7 @@
     <w:r>
       <w:tab/>
       <w:tab/>
-      <w:t>2026-10-06</w:t>
+      <w:t>2026-10-07</w:t>
       <w:br/>
       <w:br/>
     </w:r>

--- a/tillsyn/A 7444-2023 tillsynsbegäran.docx
+++ b/tillsyn/A 7444-2023 tillsynsbegäran.docx
@@ -1117,7 +1117,7 @@
     <w:r>
       <w:tab/>
       <w:tab/>
-      <w:t>2026-10-07</w:t>
+      <w:t>2026-10-08</w:t>
       <w:br/>
       <w:br/>
     </w:r>

--- a/tillsyn/A 7444-2023 tillsynsbegäran.docx
+++ b/tillsyn/A 7444-2023 tillsynsbegäran.docx
@@ -1117,7 +1117,7 @@
     <w:r>
       <w:tab/>
       <w:tab/>
-      <w:t>2026-10-08</w:t>
+      <w:t>2026-10-09</w:t>
       <w:br/>
       <w:br/>
     </w:r>

--- a/tillsyn/A 7444-2023 tillsynsbegäran.docx
+++ b/tillsyn/A 7444-2023 tillsynsbegäran.docx
@@ -1117,7 +1117,7 @@
     <w:r>
       <w:tab/>
       <w:tab/>
-      <w:t>2026-10-09</w:t>
+      <w:t>2026-10-10</w:t>
       <w:br/>
       <w:br/>
     </w:r>

--- a/tillsyn/A 7444-2023 tillsynsbegäran.docx
+++ b/tillsyn/A 7444-2023 tillsynsbegäran.docx
@@ -1117,7 +1117,7 @@
     <w:r>
       <w:tab/>
       <w:tab/>
-      <w:t>2026-10-10</w:t>
+      <w:t>2026-10-11</w:t>
       <w:br/>
       <w:br/>
     </w:r>

--- a/tillsyn/A 7444-2023 tillsynsbegäran.docx
+++ b/tillsyn/A 7444-2023 tillsynsbegäran.docx
@@ -1117,7 +1117,7 @@
     <w:r>
       <w:tab/>
       <w:tab/>
-      <w:t>2026-10-11</w:t>
+      <w:t>2026-10-12</w:t>
       <w:br/>
       <w:br/>
     </w:r>

--- a/tillsyn/A 7444-2023 tillsynsbegäran.docx
+++ b/tillsyn/A 7444-2023 tillsynsbegäran.docx
@@ -1117,7 +1117,7 @@
     <w:r>
       <w:tab/>
       <w:tab/>
-      <w:t>2026-10-12</w:t>
+      <w:t>2026-10-13</w:t>
       <w:br/>
       <w:br/>
     </w:r>

--- a/tillsyn/A 7444-2023 tillsynsbegäran.docx
+++ b/tillsyn/A 7444-2023 tillsynsbegäran.docx
@@ -1117,7 +1117,7 @@
     <w:r>
       <w:tab/>
       <w:tab/>
-      <w:t>2026-10-13</w:t>
+      <w:t>2026-10-14</w:t>
       <w:br/>
       <w:br/>
     </w:r>

--- a/tillsyn/A 7444-2023 tillsynsbegäran.docx
+++ b/tillsyn/A 7444-2023 tillsynsbegäran.docx
@@ -1117,7 +1117,7 @@
     <w:r>
       <w:tab/>
       <w:tab/>
-      <w:t>2026-10-14</w:t>
+      <w:t>2026-10-15</w:t>
       <w:br/>
       <w:br/>
     </w:r>

--- a/tillsyn/A 7444-2023 tillsynsbegäran.docx
+++ b/tillsyn/A 7444-2023 tillsynsbegäran.docx
@@ -1117,7 +1117,7 @@
     <w:r>
       <w:tab/>
       <w:tab/>
-      <w:t>2026-10-15</w:t>
+      <w:t>2026-10-16</w:t>
       <w:br/>
       <w:br/>
     </w:r>

--- a/tillsyn/A 7444-2023 tillsynsbegäran.docx
+++ b/tillsyn/A 7444-2023 tillsynsbegäran.docx
@@ -1117,7 +1117,7 @@
     <w:r>
       <w:tab/>
       <w:tab/>
-      <w:t>2026-10-16</w:t>
+      <w:t>2026-10-17</w:t>
       <w:br/>
       <w:br/>
     </w:r>

--- a/tillsyn/A 7444-2023 tillsynsbegäran.docx
+++ b/tillsyn/A 7444-2023 tillsynsbegäran.docx
@@ -1117,7 +1117,7 @@
     <w:r>
       <w:tab/>
       <w:tab/>
-      <w:t>2026-10-17</w:t>
+      <w:t>2026-10-18</w:t>
       <w:br/>
       <w:br/>
     </w:r>

--- a/tillsyn/A 7444-2023 tillsynsbegäran.docx
+++ b/tillsyn/A 7444-2023 tillsynsbegäran.docx
@@ -1117,7 +1117,7 @@
     <w:r>
       <w:tab/>
       <w:tab/>
-      <w:t>2026-10-18</w:t>
+      <w:t>2026-10-19</w:t>
       <w:br/>
       <w:br/>
     </w:r>

--- a/tillsyn/A 7444-2023 tillsynsbegäran.docx
+++ b/tillsyn/A 7444-2023 tillsynsbegäran.docx
@@ -1117,7 +1117,7 @@
     <w:r>
       <w:tab/>
       <w:tab/>
-      <w:t>2026-10-19</w:t>
+      <w:t>2026-10-20</w:t>
       <w:br/>
       <w:br/>
     </w:r>

--- a/tillsyn/A 7444-2023 tillsynsbegäran.docx
+++ b/tillsyn/A 7444-2023 tillsynsbegäran.docx
@@ -1117,7 +1117,7 @@
     <w:r>
       <w:tab/>
       <w:tab/>
-      <w:t>2026-10-20</w:t>
+      <w:t>2026-10-21</w:t>
       <w:br/>
       <w:br/>
     </w:r>

--- a/tillsyn/A 7444-2023 tillsynsbegäran.docx
+++ b/tillsyn/A 7444-2023 tillsynsbegäran.docx
@@ -1117,7 +1117,7 @@
     <w:r>
       <w:tab/>
       <w:tab/>
-      <w:t>2026-10-21</w:t>
+      <w:t>2026-10-22</w:t>
       <w:br/>
       <w:br/>
     </w:r>

--- a/tillsyn/A 7444-2023 tillsynsbegäran.docx
+++ b/tillsyn/A 7444-2023 tillsynsbegäran.docx
@@ -1117,7 +1117,7 @@
     <w:r>
       <w:tab/>
       <w:tab/>
-      <w:t>2026-10-22</w:t>
+      <w:t>2026-10-23</w:t>
       <w:br/>
       <w:br/>
     </w:r>

--- a/tillsyn/A 7444-2023 tillsynsbegäran.docx
+++ b/tillsyn/A 7444-2023 tillsynsbegäran.docx
@@ -1117,7 +1117,7 @@
     <w:r>
       <w:tab/>
       <w:tab/>
-      <w:t>2026-10-23</w:t>
+      <w:t>2026-10-24</w:t>
       <w:br/>
       <w:br/>
     </w:r>

--- a/tillsyn/A 7444-2023 tillsynsbegäran.docx
+++ b/tillsyn/A 7444-2023 tillsynsbegäran.docx
@@ -1117,7 +1117,7 @@
     <w:r>
       <w:tab/>
       <w:tab/>
-      <w:t>2026-10-24</w:t>
+      <w:t>2026-10-25</w:t>
       <w:br/>
       <w:br/>
     </w:r>

--- a/tillsyn/A 7444-2023 tillsynsbegäran.docx
+++ b/tillsyn/A 7444-2023 tillsynsbegäran.docx
@@ -1117,7 +1117,7 @@
     <w:r>
       <w:tab/>
       <w:tab/>
-      <w:t>2026-10-25</w:t>
+      <w:t>2026-10-26</w:t>
       <w:br/>
       <w:br/>
     </w:r>

--- a/tillsyn/A 7444-2023 tillsynsbegäran.docx
+++ b/tillsyn/A 7444-2023 tillsynsbegäran.docx
@@ -7,7 +7,7 @@
         <w:pStyle w:val="Title"/>
       </w:pPr>
       <w:r>
-        <w:t>Tillsynsbegäran – information om höga naturvärden i avverkningsanmälan A 7444-2023 i Knivsta kommun</w:t>
+        <w:t>Tillsynsbegäran – information om höga naturvärden och fridlysta arter i avverkningsanmälan A 7444-2023 i Knivsta kommun</w:t>
       </w:r>
     </w:p>
     <w:p>
@@ -65,7 +65,7 @@
     </w:p>
     <w:p>
       <w:r>
-        <w:t>I och inom 25 meter från avverkningsanmälan finns fynd av 18 naturvårdsarter, varav 9 är rödlistade, 13 är typiska (T) och 9 är signalarter (S): apelticka (VU), aspfjädermossa (VU, T), kärnticka (VU, T), Blastenia relicta (NT), grönhjon (NT), kandelabersvamp (NT, T), koralltaggsvamp (NT, T), lunglav (NT, T), ullticka (NT, T), bronshjon (S, T), bårdlav (S, T), dvärgtufs (S), granbarkgnagare (S, T), platt fjädermossa (S, T), rävticka (S, T), stekelbock (S, T), stor aspticka (S, T) och thomsons trägnagare (S). Se Figur 1.</w:t>
+        <w:t>I och inom 25 meter från avverkningsanmälan finns fynd av 19 naturvårdsarter, varav 9 är rödlistade, 1 är fridlyst, 13 är typiska (T) och 9 är signalarter (S): apelticka (VU), aspfjädermossa (VU, T), kärnticka (VU, T), Blastenia relicta (NT), grönhjon (NT), kandelabersvamp (NT, T), koralltaggsvamp (NT, T), lunglav (NT, T), ullticka (NT, T), bronshjon (S, T), bårdlav (S, T), dvärgtufs (S), granbarkgnagare (S, T), platt fjädermossa (S, T), rävticka (S, T), stekelbock (S, T), stor aspticka (S, T), thomsons trägnagare (S) och vanlig padda (§6). Se Figur 1.</w:t>
       </w:r>
     </w:p>
     <w:p>
@@ -1117,7 +1117,7 @@
     <w:r>
       <w:tab/>
       <w:tab/>
-      <w:t>2026-10-26</w:t>
+      <w:t>2026-10-27</w:t>
       <w:br/>
       <w:br/>
     </w:r>

--- a/tillsyn/A 7444-2023 tillsynsbegäran.docx
+++ b/tillsyn/A 7444-2023 tillsynsbegäran.docx
@@ -1117,7 +1117,7 @@
     <w:r>
       <w:tab/>
       <w:tab/>
-      <w:t>2026-10-27</w:t>
+      <w:t>2026-10-28</w:t>
       <w:br/>
       <w:br/>
     </w:r>

--- a/tillsyn/A 7444-2023 tillsynsbegäran.docx
+++ b/tillsyn/A 7444-2023 tillsynsbegäran.docx
@@ -1117,7 +1117,7 @@
     <w:r>
       <w:tab/>
       <w:tab/>
-      <w:t>2026-10-28</w:t>
+      <w:t>2026-10-29</w:t>
       <w:br/>
       <w:br/>
     </w:r>

--- a/tillsyn/A 7444-2023 tillsynsbegäran.docx
+++ b/tillsyn/A 7444-2023 tillsynsbegäran.docx
@@ -1117,7 +1117,7 @@
     <w:r>
       <w:tab/>
       <w:tab/>
-      <w:t>2026-10-29</w:t>
+      <w:t>2026-10-31</w:t>
       <w:br/>
       <w:br/>
     </w:r>
